--- a/pedidos-impeachment-2023-2026.docx
+++ b/pedidos-impeachment-2023-2026.docx
@@ -2453,7 +2453,7 @@
         <w:jc w:val="both"/>
       </w:pPr>
       <w:r>
-        <w:t xml:space="preserve">O pedido sobre o Pé-de-Meia busca reproduzir a tese das "pedaladas" de 2015 (art. 10 da Lei 1.079/1950). Há uma diferença relevante em relação ao precedente. Em 2015 o TCU recomendou a rejeição das contas de 2014. No caso do Pé-de-Meia houve uma medida cautelar, sem julgamento de mérito, e as contas dos exercícios correspondentes foram aprovadas com ressalvas.</w:t>
+        <w:t xml:space="preserve">O pedido sobre o Pé-de-Meia busca reproduzir a tese das "pedaladas" de 2015 (art. 10 da Lei 1.079/1950). Há uma diferença relevante em relação ao precedente. Em 2015 o TCU recomendou a rejeição das contas de 2014. No caso do Pé-de-Meia, o TCU suspendeu recursos por cautelar (Acórdão 61/2025), revogou a medida (Acórdão 297/2025) e, em 25/08/2026, no Acórdão 2.261/2026, apontou indícios de descumprimento de normas de finanças públicas, mas autorizou a execução temporária do programa. As contas dos exercícios correspondentes foram aprovadas com ressalvas.</w:t>
       </w:r>
     </w:p>
     <w:p>
@@ -2794,7 +2794,7 @@
                 <w:sz w:val="18"/>
                 <w:szCs w:val="18"/>
               </w:rPr>
-              <w:t xml:space="preserve">Aprovação com ressalvas (unânime)</w:t>
+              <w:t xml:space="preserve">Aprovação com ressalvas (unânime). TC 010.005/2024-2</w:t>
             </w:r>
           </w:p>
         </w:tc>
@@ -2958,7 +2958,7 @@
                 <w:sz w:val="18"/>
                 <w:szCs w:val="18"/>
               </w:rPr>
-              <w:t xml:space="preserve">Aprovação com ressalvas (unânime)</w:t>
+              <w:t xml:space="preserve">Aprovação com ressalvas (unânime). Acórdão 1.326/2025-Plenário, TC 008.437/2025-4</w:t>
             </w:r>
           </w:p>
         </w:tc>
@@ -3265,7 +3265,7 @@
         </w:rPr>
         <w:t xml:space="preserve">Câmara – contagem de pedidos em 2023 (Crusoé, citando a Secretaria-Geral da Mesa): </w:t>
       </w:r>
-      <w:hyperlink w:history="1" r:id="rIdfwikms4dridmpw8c1os6y">
+      <w:hyperlink w:history="1" r:id="rIdyd66bosikqlk0zswt6cvf">
         <w:r>
           <w:rPr>
             <w:rStyle w:val="Hyperlink"/>
@@ -3290,7 +3290,7 @@
         </w:rPr>
         <w:t xml:space="preserve">Pedidos de 2023 (33 assinaturas) – CNN Brasil: </w:t>
       </w:r>
-      <w:hyperlink w:history="1" r:id="rId8y1byhfs5kvi0mkco5vcl">
+      <w:hyperlink w:history="1" r:id="rIdjl_iren1ylqroqvpy9wm5">
         <w:r>
           <w:rPr>
             <w:rStyle w:val="Hyperlink"/>
@@ -3315,7 +3315,7 @@
         </w:rPr>
         <w:t xml:space="preserve">Pedido de 2023 sobre Dilma – Gazeta do Povo: </w:t>
       </w:r>
-      <w:hyperlink w:history="1" r:id="rId8uvn_ktjo4trmn6olzij4">
+      <w:hyperlink w:history="1" r:id="rIdbwtwl2gbumpjix9higmnt">
         <w:r>
           <w:rPr>
             <w:rStyle w:val="Hyperlink"/>
@@ -3340,7 +3340,7 @@
         </w:rPr>
         <w:t xml:space="preserve">Pedido de fev/2024 (Israel/Holocausto) – CNN Brasil: </w:t>
       </w:r>
-      <w:hyperlink w:history="1" r:id="rIdvhpga2jsgpixut3umutsc">
+      <w:hyperlink w:history="1" r:id="rIdzxlgp0n_wtknekap2idpc">
         <w:r>
           <w:rPr>
             <w:rStyle w:val="Hyperlink"/>
@@ -3365,7 +3365,7 @@
         </w:rPr>
         <w:t xml:space="preserve">Pedido com 139 assinaturas – Metrópoles: </w:t>
       </w:r>
-      <w:hyperlink w:history="1" r:id="rIdlhrqphmenokdzeh6aylln">
+      <w:hyperlink w:history="1" r:id="rIdsyj23xmqr2vvklxdiapop">
         <w:r>
           <w:rPr>
             <w:rStyle w:val="Hyperlink"/>
@@ -3390,7 +3390,7 @@
         </w:rPr>
         <w:t xml:space="preserve">Contagem de 19 pedidos até fev/2024 – ND Mais: </w:t>
       </w:r>
-      <w:hyperlink w:history="1" r:id="rId52a1ytg4qu-5b2sowjfz8">
+      <w:hyperlink w:history="1" r:id="rIdx4xmtqbyw8byxi_zre3dj">
         <w:r>
           <w:rPr>
             <w:rStyle w:val="Hyperlink"/>
@@ -3415,7 +3415,7 @@
         </w:rPr>
         <w:t xml:space="preserve">Pé-de-Meia – CNN Brasil: </w:t>
       </w:r>
-      <w:hyperlink w:history="1" r:id="rIdjt5n7knxwwvp4fmyakbna">
+      <w:hyperlink w:history="1" r:id="rIdrj3y8t0l2cojchi5nylnm">
         <w:r>
           <w:rPr>
             <w:rStyle w:val="Hyperlink"/>
@@ -3440,7 +3440,7 @@
         </w:rPr>
         <w:t xml:space="preserve">Pé-de-Meia – Poder360 (92 assinaturas): </w:t>
       </w:r>
-      <w:hyperlink w:history="1" r:id="rIdzt-yrt5_tmwhyjw1ymlvv">
+      <w:hyperlink w:history="1" r:id="rIdpo7ct87zqmczgokjfbqs_">
         <w:r>
           <w:rPr>
             <w:rStyle w:val="Hyperlink"/>
@@ -3465,7 +3465,7 @@
         </w:rPr>
         <w:t xml:space="preserve">Hugo Motta descarta pautar impeachment – Diário do Pará: </w:t>
       </w:r>
-      <w:hyperlink w:history="1" r:id="rIdrxfv_udhzjv19ma84qiek">
+      <w:hyperlink w:history="1" r:id="rId7vos8x9v_kp3uvh2_jz7t">
         <w:r>
           <w:rPr>
             <w:rStyle w:val="Hyperlink"/>
@@ -3490,7 +3490,7 @@
         </w:rPr>
         <w:t xml:space="preserve">INSS – Metrópoles (Evair de Melo): </w:t>
       </w:r>
-      <w:hyperlink w:history="1" r:id="rIdfd0togug4zxtjfnqw52f7">
+      <w:hyperlink w:history="1" r:id="rId2d6y_ywevamb7g5npoqj0">
         <w:r>
           <w:rPr>
             <w:rStyle w:val="Hyperlink"/>
@@ -3515,7 +3515,7 @@
         </w:rPr>
         <w:t xml:space="preserve">INSS – InfoMoney: </w:t>
       </w:r>
-      <w:hyperlink w:history="1" r:id="rIdwdiz5nkevonnbtt2v9qwb">
+      <w:hyperlink w:history="1" r:id="rIdxrcisluqvftdwgxywsxyu">
         <w:r>
           <w:rPr>
             <w:rStyle w:val="Hyperlink"/>
@@ -3540,7 +3540,7 @@
         </w:rPr>
         <w:t xml:space="preserve">INSS – Metrópoles (3º pedido): </w:t>
       </w:r>
-      <w:hyperlink w:history="1" r:id="rId7_h5ahzq8j1fgkzeci2fl">
+      <w:hyperlink w:history="1" r:id="rIdkkywrsefshottkeaejdrj">
         <w:r>
           <w:rPr>
             <w:rStyle w:val="Hyperlink"/>
@@ -3565,7 +3565,7 @@
         </w:rPr>
         <w:t xml:space="preserve">Crise com os EUA (Nikolas Ferreira) – Congresso em Foco: </w:t>
       </w:r>
-      <w:hyperlink w:history="1" r:id="rIduqjjy7folvtpj6eqvgcav">
+      <w:hyperlink w:history="1" r:id="rIdg6fr61le3v5ajjbrbte8g">
         <w:r>
           <w:rPr>
             <w:rStyle w:val="Hyperlink"/>
@@ -3590,7 +3590,7 @@
         </w:rPr>
         <w:t xml:space="preserve">Crise com os EUA (Marcos Pollon) – Congresso em Foco: </w:t>
       </w:r>
-      <w:hyperlink w:history="1" r:id="rIdwzfkudawgn2xxbeam8uxw">
+      <w:hyperlink w:history="1" r:id="rIdbuhjutg2kgibjjaw58hxn">
         <w:r>
           <w:rPr>
             <w:rStyle w:val="Hyperlink"/>
@@ -3615,7 +3615,7 @@
         </w:rPr>
         <w:t xml:space="preserve">Gestão orçamentária (Francischini) – Gazeta do Povo: </w:t>
       </w:r>
-      <w:hyperlink w:history="1" r:id="rIdg7nkln-5sify1dc-gjlwa">
+      <w:hyperlink w:history="1" r:id="rIdjfl8mquxtumjzi9jl-0rq">
         <w:r>
           <w:rPr>
             <w:rStyle w:val="Hyperlink"/>
@@ -3640,7 +3640,7 @@
         </w:rPr>
         <w:t xml:space="preserve">Pedido contra 16 ministros (fev/2026) – Congresso em Foco: </w:t>
       </w:r>
-      <w:hyperlink w:history="1" r:id="rIdxttyfxcffnanvwzyzmoov">
+      <w:hyperlink w:history="1" r:id="rId_tdvtompudfd2e5ewh1tn">
         <w:r>
           <w:rPr>
             <w:rStyle w:val="Hyperlink"/>
@@ -3665,7 +3665,7 @@
         </w:rPr>
         <w:t xml:space="preserve">STF e o prazo do Presidente da Câmara – Money Times: </w:t>
       </w:r>
-      <w:hyperlink w:history="1" r:id="rIdzkyg8nyzfflqcc5h7kqa3">
+      <w:hyperlink w:history="1" r:id="rId1nkhp3envuuyd2qeh0jr7">
         <w:r>
           <w:rPr>
             <w:rStyle w:val="Hyperlink"/>
@@ -3690,7 +3690,7 @@
         </w:rPr>
         <w:t xml:space="preserve">TCU – Contas do Presidente 2023: </w:t>
       </w:r>
-      <w:hyperlink w:history="1" r:id="rId_zqstijbbyodqm52m7c8u">
+      <w:hyperlink w:history="1" r:id="rIdncht5nv0oqriujqzlppix">
         <w:r>
           <w:rPr>
             <w:rStyle w:val="Hyperlink"/>
@@ -3715,7 +3715,7 @@
         </w:rPr>
         <w:t xml:space="preserve">TCU – Contas do Presidente 2024: </w:t>
       </w:r>
-      <w:hyperlink w:history="1" r:id="rIdgmriiltcg5g777fjdqgxl">
+      <w:hyperlink w:history="1" r:id="rId-5o-giwm4dngwzs4fomah">
         <w:r>
           <w:rPr>
             <w:rStyle w:val="Hyperlink"/>
@@ -3740,7 +3740,7 @@
         </w:rPr>
         <w:t xml:space="preserve">TCU – Contas do Presidente 2025: </w:t>
       </w:r>
-      <w:hyperlink w:history="1" r:id="rIdb8cf8irgafscax75fcnwm">
+      <w:hyperlink w:history="1" r:id="rId5f5cs8cpk_7yekzliujd5">
         <w:r>
           <w:rPr>
             <w:rStyle w:val="Hyperlink"/>
@@ -3765,7 +3765,7 @@
         </w:rPr>
         <w:t xml:space="preserve">TCU – Acórdão 1.442/2026-Plenário: </w:t>
       </w:r>
-      <w:hyperlink w:history="1" r:id="rIdyk1svjo7qc4lrazdkm_mn">
+      <w:hyperlink w:history="1" r:id="rIdzkpm2oopinagvb287anll">
         <w:r>
           <w:rPr>
             <w:rStyle w:val="Hyperlink"/>

--- a/pedidos-impeachment-2023-2026.docx
+++ b/pedidos-impeachment-2023-2026.docx
@@ -3265,7 +3265,7 @@
         </w:rPr>
         <w:t xml:space="preserve">Câmara – contagem de pedidos em 2023 (Crusoé, citando a Secretaria-Geral da Mesa): </w:t>
       </w:r>
-      <w:hyperlink w:history="1" r:id="rIdyd66bosikqlk0zswt6cvf">
+      <w:hyperlink w:history="1" r:id="rIdipek2f-vxqpvu0sn6dwz0">
         <w:r>
           <w:rPr>
             <w:rStyle w:val="Hyperlink"/>
@@ -3290,7 +3290,7 @@
         </w:rPr>
         <w:t xml:space="preserve">Pedidos de 2023 (33 assinaturas) – CNN Brasil: </w:t>
       </w:r>
-      <w:hyperlink w:history="1" r:id="rIdjl_iren1ylqroqvpy9wm5">
+      <w:hyperlink w:history="1" r:id="rIdcmbut4aqixbnw9_shzzzz">
         <w:r>
           <w:rPr>
             <w:rStyle w:val="Hyperlink"/>
@@ -3315,7 +3315,7 @@
         </w:rPr>
         <w:t xml:space="preserve">Pedido de 2023 sobre Dilma – Gazeta do Povo: </w:t>
       </w:r>
-      <w:hyperlink w:history="1" r:id="rIdbwtwl2gbumpjix9higmnt">
+      <w:hyperlink w:history="1" r:id="rId-auj16ljo11yasohyl55q">
         <w:r>
           <w:rPr>
             <w:rStyle w:val="Hyperlink"/>
@@ -3340,7 +3340,7 @@
         </w:rPr>
         <w:t xml:space="preserve">Pedido de fev/2024 (Israel/Holocausto) – CNN Brasil: </w:t>
       </w:r>
-      <w:hyperlink w:history="1" r:id="rIdzxlgp0n_wtknekap2idpc">
+      <w:hyperlink w:history="1" r:id="rIdopzbprrthhcs-orbjrt_n">
         <w:r>
           <w:rPr>
             <w:rStyle w:val="Hyperlink"/>
@@ -3365,7 +3365,7 @@
         </w:rPr>
         <w:t xml:space="preserve">Pedido com 139 assinaturas – Metrópoles: </w:t>
       </w:r>
-      <w:hyperlink w:history="1" r:id="rIdsyj23xmqr2vvklxdiapop">
+      <w:hyperlink w:history="1" r:id="rIdazzkawoe08oc9j0ix1_h-">
         <w:r>
           <w:rPr>
             <w:rStyle w:val="Hyperlink"/>
@@ -3390,7 +3390,7 @@
         </w:rPr>
         <w:t xml:space="preserve">Contagem de 19 pedidos até fev/2024 – ND Mais: </w:t>
       </w:r>
-      <w:hyperlink w:history="1" r:id="rIdx4xmtqbyw8byxi_zre3dj">
+      <w:hyperlink w:history="1" r:id="rIdxa1ziiuhh1zabommzfyy-">
         <w:r>
           <w:rPr>
             <w:rStyle w:val="Hyperlink"/>
@@ -3415,7 +3415,7 @@
         </w:rPr>
         <w:t xml:space="preserve">Pé-de-Meia – CNN Brasil: </w:t>
       </w:r>
-      <w:hyperlink w:history="1" r:id="rIdrj3y8t0l2cojchi5nylnm">
+      <w:hyperlink w:history="1" r:id="rIdx7wlda_o2__zzo_wjq6bj">
         <w:r>
           <w:rPr>
             <w:rStyle w:val="Hyperlink"/>
@@ -3440,7 +3440,7 @@
         </w:rPr>
         <w:t xml:space="preserve">Pé-de-Meia – Poder360 (92 assinaturas): </w:t>
       </w:r>
-      <w:hyperlink w:history="1" r:id="rIdpo7ct87zqmczgokjfbqs_">
+      <w:hyperlink w:history="1" r:id="rIdmkgolfspl0tmjq6dp_sh_">
         <w:r>
           <w:rPr>
             <w:rStyle w:val="Hyperlink"/>
@@ -3465,7 +3465,7 @@
         </w:rPr>
         <w:t xml:space="preserve">Hugo Motta descarta pautar impeachment – Diário do Pará: </w:t>
       </w:r>
-      <w:hyperlink w:history="1" r:id="rId7vos8x9v_kp3uvh2_jz7t">
+      <w:hyperlink w:history="1" r:id="rIdiz1a98xrfallfsea-d98r">
         <w:r>
           <w:rPr>
             <w:rStyle w:val="Hyperlink"/>
@@ -3490,7 +3490,7 @@
         </w:rPr>
         <w:t xml:space="preserve">INSS – Metrópoles (Evair de Melo): </w:t>
       </w:r>
-      <w:hyperlink w:history="1" r:id="rId2d6y_ywevamb7g5npoqj0">
+      <w:hyperlink w:history="1" r:id="rId0jifl8gjrkilfyipfistu">
         <w:r>
           <w:rPr>
             <w:rStyle w:val="Hyperlink"/>
@@ -3515,7 +3515,7 @@
         </w:rPr>
         <w:t xml:space="preserve">INSS – InfoMoney: </w:t>
       </w:r>
-      <w:hyperlink w:history="1" r:id="rIdxrcisluqvftdwgxywsxyu">
+      <w:hyperlink w:history="1" r:id="rIdnb4exhlhf1d7y1ana-bqz">
         <w:r>
           <w:rPr>
             <w:rStyle w:val="Hyperlink"/>
@@ -3540,7 +3540,7 @@
         </w:rPr>
         <w:t xml:space="preserve">INSS – Metrópoles (3º pedido): </w:t>
       </w:r>
-      <w:hyperlink w:history="1" r:id="rIdkkywrsefshottkeaejdrj">
+      <w:hyperlink w:history="1" r:id="rIds5aijbkm-0grjo-fvbyyg">
         <w:r>
           <w:rPr>
             <w:rStyle w:val="Hyperlink"/>
@@ -3565,7 +3565,7 @@
         </w:rPr>
         <w:t xml:space="preserve">Crise com os EUA (Nikolas Ferreira) – Congresso em Foco: </w:t>
       </w:r>
-      <w:hyperlink w:history="1" r:id="rIdg6fr61le3v5ajjbrbte8g">
+      <w:hyperlink w:history="1" r:id="rIdcu7dwwl_r9gs3bap5bkc4">
         <w:r>
           <w:rPr>
             <w:rStyle w:val="Hyperlink"/>
@@ -3590,7 +3590,7 @@
         </w:rPr>
         <w:t xml:space="preserve">Crise com os EUA (Marcos Pollon) – Congresso em Foco: </w:t>
       </w:r>
-      <w:hyperlink w:history="1" r:id="rIdbuhjutg2kgibjjaw58hxn">
+      <w:hyperlink w:history="1" r:id="rIdoldnahyy0-4yrv5ftl2ut">
         <w:r>
           <w:rPr>
             <w:rStyle w:val="Hyperlink"/>
@@ -3615,7 +3615,7 @@
         </w:rPr>
         <w:t xml:space="preserve">Gestão orçamentária (Francischini) – Gazeta do Povo: </w:t>
       </w:r>
-      <w:hyperlink w:history="1" r:id="rIdjfl8mquxtumjzi9jl-0rq">
+      <w:hyperlink w:history="1" r:id="rId3qa4x3zcqftcjgvcxd2zr">
         <w:r>
           <w:rPr>
             <w:rStyle w:val="Hyperlink"/>
@@ -3640,7 +3640,7 @@
         </w:rPr>
         <w:t xml:space="preserve">Pedido contra 16 ministros (fev/2026) – Congresso em Foco: </w:t>
       </w:r>
-      <w:hyperlink w:history="1" r:id="rId_tdvtompudfd2e5ewh1tn">
+      <w:hyperlink w:history="1" r:id="rIdkzwhb8ub0gvvucv9a4djb">
         <w:r>
           <w:rPr>
             <w:rStyle w:val="Hyperlink"/>
@@ -3665,7 +3665,7 @@
         </w:rPr>
         <w:t xml:space="preserve">STF e o prazo do Presidente da Câmara – Money Times: </w:t>
       </w:r>
-      <w:hyperlink w:history="1" r:id="rId1nkhp3envuuyd2qeh0jr7">
+      <w:hyperlink w:history="1" r:id="rId18qeyylv-r2s7-zbwgidh">
         <w:r>
           <w:rPr>
             <w:rStyle w:val="Hyperlink"/>
@@ -3690,7 +3690,7 @@
         </w:rPr>
         <w:t xml:space="preserve">TCU – Contas do Presidente 2023: </w:t>
       </w:r>
-      <w:hyperlink w:history="1" r:id="rIdncht5nv0oqriujqzlppix">
+      <w:hyperlink w:history="1" r:id="rIdpjtd8nritcwnmvh83jqsc">
         <w:r>
           <w:rPr>
             <w:rStyle w:val="Hyperlink"/>
@@ -3715,7 +3715,7 @@
         </w:rPr>
         <w:t xml:space="preserve">TCU – Contas do Presidente 2024: </w:t>
       </w:r>
-      <w:hyperlink w:history="1" r:id="rId-5o-giwm4dngwzs4fomah">
+      <w:hyperlink w:history="1" r:id="rIdwe-x-ne5875nm2-nkh541">
         <w:r>
           <w:rPr>
             <w:rStyle w:val="Hyperlink"/>
@@ -3740,7 +3740,7 @@
         </w:rPr>
         <w:t xml:space="preserve">TCU – Contas do Presidente 2025: </w:t>
       </w:r>
-      <w:hyperlink w:history="1" r:id="rId5f5cs8cpk_7yekzliujd5">
+      <w:hyperlink w:history="1" r:id="rIdkocxligbvtmh7zs3gvx5r">
         <w:r>
           <w:rPr>
             <w:rStyle w:val="Hyperlink"/>
@@ -3765,7 +3765,7 @@
         </w:rPr>
         <w:t xml:space="preserve">TCU – Acórdão 1.442/2026-Plenário: </w:t>
       </w:r>
-      <w:hyperlink w:history="1" r:id="rIdzkpm2oopinagvb287anll">
+      <w:hyperlink w:history="1" r:id="rIdqo_iuaj3uxbcujq-fu47p">
         <w:r>
           <w:rPr>
             <w:rStyle w:val="Hyperlink"/>

--- a/pedidos-impeachment-2023-2026.docx
+++ b/pedidos-impeachment-2023-2026.docx
@@ -64,7 +64,7 @@
         <w:jc w:val="both"/>
       </w:pPr>
       <w:r>
-        <w:t xml:space="preserve">Desde janeiro de 2023 foram protocolados na Câmara dos Deputados dezenas de pedidos de impeachment contra o Presidente da República. O último levantamento oficial localizado, de fevereiro de 2024, somava 19 pedidos. Em 2025 vieram novos pedidos, sobre o Pé-de-Meia, as fraudes do INSS e a crise com os Estados Unidos. Até a data deste relatório, não foi localizado registro de que algum deles tenha sido recebido pelo Presidente da Câmara, enviado a comissão especial ou votado em plenário.</w:t>
+        <w:t xml:space="preserve">Desde janeiro de 2023 foram protocolados na Câmara dos Deputados dezenas de pedidos de impeachment contra o Presidente da República. O último levantamento localizado, de fevereiro de 2024, somava 19 pedidos. Segundo a Gazeta do Povo, eram 21 até fevereiro de 2025. Em 2025 vieram novos pedidos, sobre o Pé-de-Meia, as fraudes do INSS e a crise com os Estados Unidos. Até a data deste relatório, não foi localizado registro de que algum deles tenha sido recebido pelo Presidente da Câmara, enviado a comissão especial ou votado em plenário.</w:t>
       </w:r>
     </w:p>
     <w:p>
@@ -1364,7 +1364,7 @@
                 <w:sz w:val="18"/>
                 <w:szCs w:val="18"/>
               </w:rPr>
-              <w:t xml:space="preserve">Total acumulado no 3º mandato: 19 pedidos (2 arquivados, 17 aguardando análise).</w:t>
+              <w:t xml:space="preserve">Total acumulado no 3º mandato: 19 pedidos (2 arquivados, 17 aguardando análise). Até fev/2025: 21 pedidos (Gazeta do Povo).</w:t>
             </w:r>
           </w:p>
         </w:tc>
@@ -3265,7 +3265,7 @@
         </w:rPr>
         <w:t xml:space="preserve">Câmara – contagem de pedidos em 2023 (Crusoé, citando a Secretaria-Geral da Mesa): </w:t>
       </w:r>
-      <w:hyperlink w:history="1" r:id="rIdipek2f-vxqpvu0sn6dwz0">
+      <w:hyperlink w:history="1" r:id="rIdgqwicvccbco-e13qcqz2u">
         <w:r>
           <w:rPr>
             <w:rStyle w:val="Hyperlink"/>
@@ -3290,7 +3290,7 @@
         </w:rPr>
         <w:t xml:space="preserve">Pedidos de 2023 (33 assinaturas) – CNN Brasil: </w:t>
       </w:r>
-      <w:hyperlink w:history="1" r:id="rIdcmbut4aqixbnw9_shzzzz">
+      <w:hyperlink w:history="1" r:id="rIdoaaqle5njejcj69oehmgm">
         <w:r>
           <w:rPr>
             <w:rStyle w:val="Hyperlink"/>
@@ -3315,7 +3315,7 @@
         </w:rPr>
         <w:t xml:space="preserve">Pedido de 2023 sobre Dilma – Gazeta do Povo: </w:t>
       </w:r>
-      <w:hyperlink w:history="1" r:id="rId-auj16ljo11yasohyl55q">
+      <w:hyperlink w:history="1" r:id="rId1sfsyfwjvflm3ctwlynjj">
         <w:r>
           <w:rPr>
             <w:rStyle w:val="Hyperlink"/>
@@ -3340,7 +3340,7 @@
         </w:rPr>
         <w:t xml:space="preserve">Pedido de fev/2024 (Israel/Holocausto) – CNN Brasil: </w:t>
       </w:r>
-      <w:hyperlink w:history="1" r:id="rIdopzbprrthhcs-orbjrt_n">
+      <w:hyperlink w:history="1" r:id="rIddlbhmm68u_gx9wwynuhvc">
         <w:r>
           <w:rPr>
             <w:rStyle w:val="Hyperlink"/>
@@ -3365,7 +3365,7 @@
         </w:rPr>
         <w:t xml:space="preserve">Pedido com 139 assinaturas – Metrópoles: </w:t>
       </w:r>
-      <w:hyperlink w:history="1" r:id="rIdazzkawoe08oc9j0ix1_h-">
+      <w:hyperlink w:history="1" r:id="rIdih9hbtqw2ql9s7fvwuej6">
         <w:r>
           <w:rPr>
             <w:rStyle w:val="Hyperlink"/>
@@ -3390,7 +3390,7 @@
         </w:rPr>
         <w:t xml:space="preserve">Contagem de 19 pedidos até fev/2024 – ND Mais: </w:t>
       </w:r>
-      <w:hyperlink w:history="1" r:id="rIdxa1ziiuhh1zabommzfyy-">
+      <w:hyperlink w:history="1" r:id="rId4vtjzjxytjndj75of9tsw">
         <w:r>
           <w:rPr>
             <w:rStyle w:val="Hyperlink"/>
@@ -3415,7 +3415,7 @@
         </w:rPr>
         <w:t xml:space="preserve">Pé-de-Meia – CNN Brasil: </w:t>
       </w:r>
-      <w:hyperlink w:history="1" r:id="rIdx7wlda_o2__zzo_wjq6bj">
+      <w:hyperlink w:history="1" r:id="rId4gqkxp9wjsefuzzpk3ihm">
         <w:r>
           <w:rPr>
             <w:rStyle w:val="Hyperlink"/>
@@ -3440,7 +3440,7 @@
         </w:rPr>
         <w:t xml:space="preserve">Pé-de-Meia – Poder360 (92 assinaturas): </w:t>
       </w:r>
-      <w:hyperlink w:history="1" r:id="rIdmkgolfspl0tmjq6dp_sh_">
+      <w:hyperlink w:history="1" r:id="rId3bfivpwmbxvitkr-2bmtb">
         <w:r>
           <w:rPr>
             <w:rStyle w:val="Hyperlink"/>
@@ -3465,7 +3465,7 @@
         </w:rPr>
         <w:t xml:space="preserve">Hugo Motta descarta pautar impeachment – Diário do Pará: </w:t>
       </w:r>
-      <w:hyperlink w:history="1" r:id="rIdiz1a98xrfallfsea-d98r">
+      <w:hyperlink w:history="1" r:id="rIdh3ofy41lz8ug3otxnq7so">
         <w:r>
           <w:rPr>
             <w:rStyle w:val="Hyperlink"/>
@@ -3490,7 +3490,7 @@
         </w:rPr>
         <w:t xml:space="preserve">INSS – Metrópoles (Evair de Melo): </w:t>
       </w:r>
-      <w:hyperlink w:history="1" r:id="rId0jifl8gjrkilfyipfistu">
+      <w:hyperlink w:history="1" r:id="rIdj_wkz-lzdaxf3jgivx3bg">
         <w:r>
           <w:rPr>
             <w:rStyle w:val="Hyperlink"/>
@@ -3515,7 +3515,7 @@
         </w:rPr>
         <w:t xml:space="preserve">INSS – InfoMoney: </w:t>
       </w:r>
-      <w:hyperlink w:history="1" r:id="rIdnb4exhlhf1d7y1ana-bqz">
+      <w:hyperlink w:history="1" r:id="rIdso48tw9tkmcigjn23hi2f">
         <w:r>
           <w:rPr>
             <w:rStyle w:val="Hyperlink"/>
@@ -3540,7 +3540,7 @@
         </w:rPr>
         <w:t xml:space="preserve">INSS – Metrópoles (3º pedido): </w:t>
       </w:r>
-      <w:hyperlink w:history="1" r:id="rIds5aijbkm-0grjo-fvbyyg">
+      <w:hyperlink w:history="1" r:id="rIdfxshpg_jvzi1bbkfpmfhm">
         <w:r>
           <w:rPr>
             <w:rStyle w:val="Hyperlink"/>
@@ -3565,7 +3565,7 @@
         </w:rPr>
         <w:t xml:space="preserve">Crise com os EUA (Nikolas Ferreira) – Congresso em Foco: </w:t>
       </w:r>
-      <w:hyperlink w:history="1" r:id="rIdcu7dwwl_r9gs3bap5bkc4">
+      <w:hyperlink w:history="1" r:id="rId6pfw4tvomb_jdasyrqxlg">
         <w:r>
           <w:rPr>
             <w:rStyle w:val="Hyperlink"/>
@@ -3590,7 +3590,7 @@
         </w:rPr>
         <w:t xml:space="preserve">Crise com os EUA (Marcos Pollon) – Congresso em Foco: </w:t>
       </w:r>
-      <w:hyperlink w:history="1" r:id="rIdoldnahyy0-4yrv5ftl2ut">
+      <w:hyperlink w:history="1" r:id="rIdlugetai2lwze9s4tfzctt">
         <w:r>
           <w:rPr>
             <w:rStyle w:val="Hyperlink"/>
@@ -3615,7 +3615,7 @@
         </w:rPr>
         <w:t xml:space="preserve">Gestão orçamentária (Francischini) – Gazeta do Povo: </w:t>
       </w:r>
-      <w:hyperlink w:history="1" r:id="rId3qa4x3zcqftcjgvcxd2zr">
+      <w:hyperlink w:history="1" r:id="rIdfqgh0dptwzfsk-pugafiz">
         <w:r>
           <w:rPr>
             <w:rStyle w:val="Hyperlink"/>
@@ -3640,7 +3640,7 @@
         </w:rPr>
         <w:t xml:space="preserve">Pedido contra 16 ministros (fev/2026) – Congresso em Foco: </w:t>
       </w:r>
-      <w:hyperlink w:history="1" r:id="rIdkzwhb8ub0gvvucv9a4djb">
+      <w:hyperlink w:history="1" r:id="rIdvamjh45qgpcstkijas4tj">
         <w:r>
           <w:rPr>
             <w:rStyle w:val="Hyperlink"/>
@@ -3665,7 +3665,7 @@
         </w:rPr>
         <w:t xml:space="preserve">STF e o prazo do Presidente da Câmara – Money Times: </w:t>
       </w:r>
-      <w:hyperlink w:history="1" r:id="rId18qeyylv-r2s7-zbwgidh">
+      <w:hyperlink w:history="1" r:id="rIdyqdy6hitlxy-c32mk6auc">
         <w:r>
           <w:rPr>
             <w:rStyle w:val="Hyperlink"/>
@@ -3690,7 +3690,7 @@
         </w:rPr>
         <w:t xml:space="preserve">TCU – Contas do Presidente 2023: </w:t>
       </w:r>
-      <w:hyperlink w:history="1" r:id="rIdpjtd8nritcwnmvh83jqsc">
+      <w:hyperlink w:history="1" r:id="rIdoyy4selw5sck_7cplphtv">
         <w:r>
           <w:rPr>
             <w:rStyle w:val="Hyperlink"/>
@@ -3715,7 +3715,7 @@
         </w:rPr>
         <w:t xml:space="preserve">TCU – Contas do Presidente 2024: </w:t>
       </w:r>
-      <w:hyperlink w:history="1" r:id="rIdwe-x-ne5875nm2-nkh541">
+      <w:hyperlink w:history="1" r:id="rId2-xmgf7jzv17kpav3hdcn">
         <w:r>
           <w:rPr>
             <w:rStyle w:val="Hyperlink"/>
@@ -3740,7 +3740,7 @@
         </w:rPr>
         <w:t xml:space="preserve">TCU – Contas do Presidente 2025: </w:t>
       </w:r>
-      <w:hyperlink w:history="1" r:id="rIdkocxligbvtmh7zs3gvx5r">
+      <w:hyperlink w:history="1" r:id="rIdmcku4hutx0cdxk3__qfrh">
         <w:r>
           <w:rPr>
             <w:rStyle w:val="Hyperlink"/>
@@ -3765,7 +3765,7 @@
         </w:rPr>
         <w:t xml:space="preserve">TCU – Acórdão 1.442/2026-Plenário: </w:t>
       </w:r>
-      <w:hyperlink w:history="1" r:id="rIdqo_iuaj3uxbcujq-fu47p">
+      <w:hyperlink w:history="1" r:id="rIdkdq_wqn_lcubu9rdjcg4u">
         <w:r>
           <w:rPr>
             <w:rStyle w:val="Hyperlink"/>

--- a/pedidos-impeachment-2023-2026.docx
+++ b/pedidos-impeachment-2023-2026.docx
@@ -64,7 +64,7 @@
         <w:jc w:val="both"/>
       </w:pPr>
       <w:r>
-        <w:t xml:space="preserve">Desde janeiro de 2023 foram protocolados na Câmara dos Deputados dezenas de pedidos de impeachment contra o Presidente da República. O último levantamento localizado, de fevereiro de 2024, somava 19 pedidos. Segundo a Gazeta do Povo, eram 21 até fevereiro de 2025. Em 2025 vieram novos pedidos, sobre o Pé-de-Meia, as fraudes do INSS e a crise com os Estados Unidos. Até a data deste relatório, não foi localizado registro de que algum deles tenha sido recebido pelo Presidente da Câmara, enviado a comissão especial ou votado em plenário.</w:t>
+        <w:t xml:space="preserve">Desde janeiro de 2023 foram protocolados na Câmara dos Deputados mais de vinte pedidos de impeachment contra o Presidente da República. Levantamentos divulgados pela imprensa somavam 19 pedidos até fevereiro de 2024, e ao menos outros quatro foram noticiados em 2025, sobre as fraudes do INSS e a crise com os Estados Unidos. Até a data deste relatório, não foi localizado registro de que algum deles tenha sido recebido pelo Presidente da Câmara, enviado a comissão especial ou votado em plenário.</w:t>
       </w:r>
     </w:p>
     <w:p>
@@ -186,7 +186,7 @@
         <w:t xml:space="preserve">Pedidos de 2026. </w:t>
       </w:r>
       <w:r>
-        <w:t xml:space="preserve">Não foi localizado pedido contra o Presidente protocolado em 2026. O único localizado nesse ano, de 25/02/2026, dirige-se a 16 ministros de Estado e não ao Presidente.</w:t>
+        <w:t xml:space="preserve">Não foi localizado pedido contra o Presidente protocolado em 2026.</w:t>
       </w:r>
     </w:p>
     <w:p>
@@ -258,7 +258,7 @@
         <w:t xml:space="preserve">Ministros de Estado. </w:t>
       </w:r>
       <w:r>
-        <w:t xml:space="preserve">Nos crimes de responsabilidade não conexos com os do Presidente, os ministros são julgados pelo STF (CF, art. 102, I, "c"). Por isso o pedido de fevereiro de 2026 contra 16 ministros ficou fora do escopo deste levantamento.</w:t>
+        <w:t xml:space="preserve">Nos crimes de responsabilidade não conexos com os do Presidente, os ministros são julgados pelo STF (CF, art. 102, I, "c"). Pedidos contra ministros ficaram fora do escopo deste levantamento.</w:t>
       </w:r>
     </w:p>
     <w:p>
@@ -613,7 +613,7 @@
                 <w:sz w:val="18"/>
                 <w:szCs w:val="18"/>
               </w:rPr>
-              <w:t xml:space="preserve">Arquivados (art. 105 do RICD): protocolados antes do início da legislatura, em 02/02/2023.</w:t>
+              <w:t xml:space="preserve">Arquivados pela Presidência da Câmara.</w:t>
             </w:r>
           </w:p>
         </w:tc>
@@ -650,7 +650,7 @@
                 <w:sz w:val="18"/>
                 <w:szCs w:val="18"/>
               </w:rPr>
-              <w:t xml:space="preserve">22/03/2023</w:t>
+              <w:t xml:space="preserve">29/03/2023</w:t>
             </w:r>
           </w:p>
         </w:tc>
@@ -682,7 +682,7 @@
                 <w:sz w:val="18"/>
                 <w:szCs w:val="18"/>
               </w:rPr>
-              <w:t xml:space="preserve">Dep. Bibo Nunes (PL-RS)</w:t>
+              <w:t xml:space="preserve">33 deputados federais (bancada do PL)</w:t>
             </w:r>
           </w:p>
         </w:tc>
@@ -714,7 +714,7 @@
                 <w:sz w:val="18"/>
                 <w:szCs w:val="18"/>
               </w:rPr>
-              <w:t xml:space="preserve">Declaração em entrevista ao Brasil 247 sobre o senador Sergio Moro.</w:t>
+              <w:t xml:space="preserve">"Superpedido": declarações sobre Sergio Moro, incluindo a afirmação de "armação" relacionada a plano do PCC.</w:t>
             </w:r>
           </w:p>
         </w:tc>
@@ -814,7 +814,7 @@
                 <w:sz w:val="18"/>
                 <w:szCs w:val="18"/>
               </w:rPr>
-              <w:t xml:space="preserve">29/03/2023</w:t>
+              <w:t xml:space="preserve">1º sem./2023</w:t>
             </w:r>
           </w:p>
         </w:tc>
@@ -845,7 +845,7 @@
                 <w:sz w:val="18"/>
                 <w:szCs w:val="18"/>
               </w:rPr>
-              <w:t xml:space="preserve">33 deputados federais (bancada do PL)</w:t>
+              <w:t xml:space="preserve">Diversos (81% de autoria do PL)</w:t>
             </w:r>
           </w:p>
         </w:tc>
@@ -876,7 +876,7 @@
                 <w:sz w:val="18"/>
                 <w:szCs w:val="18"/>
               </w:rPr>
-              <w:t xml:space="preserve">"Superpedido": declarações sobre Sergio Moro, incluindo a afirmação de "armação" relacionada a plano do PCC.</w:t>
+              <w:t xml:space="preserve">Levantamento da Secretaria-Geral da Mesa citado pela imprensa: 11 pedidos em seis meses.</w:t>
             </w:r>
           </w:p>
         </w:tc>
@@ -907,7 +907,7 @@
                 <w:sz w:val="18"/>
                 <w:szCs w:val="18"/>
               </w:rPr>
-              <w:t xml:space="preserve">Não informado nas fontes</w:t>
+              <w:t xml:space="preserve">Variado</w:t>
             </w:r>
           </w:p>
         </w:tc>
@@ -938,7 +938,7 @@
                 <w:sz w:val="18"/>
                 <w:szCs w:val="18"/>
               </w:rPr>
-              <w:t xml:space="preserve">Sem registro de recebimento pela Presidência da Câmara.</w:t>
+              <w:t xml:space="preserve">Nenhum recebido.</w:t>
             </w:r>
           </w:p>
         </w:tc>
@@ -975,7 +975,7 @@
                 <w:sz w:val="18"/>
                 <w:szCs w:val="18"/>
               </w:rPr>
-              <w:t xml:space="preserve">1º sem./2023</w:t>
+              <w:t xml:space="preserve">Fev/2024</w:t>
             </w:r>
           </w:p>
         </w:tc>
@@ -1007,7 +1007,7 @@
                 <w:sz w:val="18"/>
                 <w:szCs w:val="18"/>
               </w:rPr>
-              <w:t xml:space="preserve">Diversos (81% de autoria do PL)</w:t>
+              <w:t xml:space="preserve">Dep. Carla Zambelli (PL-SP) e outros; 139 assinaturas</w:t>
             </w:r>
           </w:p>
         </w:tc>
@@ -1039,7 +1039,7 @@
                 <w:sz w:val="18"/>
                 <w:szCs w:val="18"/>
               </w:rPr>
-              <w:t xml:space="preserve">Levantamento da Secretaria-Geral da Mesa: 11 pedidos em seis meses; 3 alegavam omissão no 8 de janeiro.</w:t>
+              <w:t xml:space="preserve">Declaração em Adis Abeba (18/02/2024) comparando a ação de Israel em Gaza ao Holocausto.</w:t>
             </w:r>
           </w:p>
         </w:tc>
@@ -1071,7 +1071,7 @@
                 <w:sz w:val="18"/>
                 <w:szCs w:val="18"/>
               </w:rPr>
-              <w:t xml:space="preserve">Variado</w:t>
+              <w:t xml:space="preserve">Lei 1.079/1950, art. 5º, item 3 (ato de hostilidade contra nação estrangeira)</w:t>
             </w:r>
           </w:p>
         </w:tc>
@@ -1103,7 +1103,7 @@
                 <w:sz w:val="18"/>
                 <w:szCs w:val="18"/>
               </w:rPr>
-              <w:t xml:space="preserve">Nenhum recebido.</w:t>
+              <w:t xml:space="preserve">Não pautado pelo Presidente da Câmara, Arthur Lira.</w:t>
             </w:r>
           </w:p>
         </w:tc>
@@ -1139,7 +1139,7 @@
                 <w:sz w:val="18"/>
                 <w:szCs w:val="18"/>
               </w:rPr>
-              <w:t xml:space="preserve">Fev/2024</w:t>
+              <w:t xml:space="preserve">Até fev/2024</w:t>
             </w:r>
           </w:p>
         </w:tc>
@@ -1170,7 +1170,7 @@
                 <w:sz w:val="18"/>
                 <w:szCs w:val="18"/>
               </w:rPr>
-              <w:t xml:space="preserve">Dep. Carla Zambelli (PL-SP) e outros; 139 assinaturas</w:t>
+              <w:t xml:space="preserve">—</w:t>
             </w:r>
           </w:p>
         </w:tc>
@@ -1201,7 +1201,7 @@
                 <w:sz w:val="18"/>
                 <w:szCs w:val="18"/>
               </w:rPr>
-              <w:t xml:space="preserve">Declaração em Adis Abeba (18/02/2024) comparando a ação de Israel em Gaza ao Holocausto.</w:t>
+              <w:t xml:space="preserve">Total acumulado no 3º mandato: 19 pedidos (2 arquivados, 17 aguardando análise).</w:t>
             </w:r>
           </w:p>
         </w:tc>
@@ -1232,7 +1232,7 @@
                 <w:sz w:val="18"/>
                 <w:szCs w:val="18"/>
               </w:rPr>
-              <w:t xml:space="preserve">Lei 1.079/1950, art. 5º, item 3 (ato de hostilidade contra nação estrangeira)</w:t>
+              <w:t xml:space="preserve">—</w:t>
             </w:r>
           </w:p>
         </w:tc>
@@ -1263,7 +1263,7 @@
                 <w:sz w:val="18"/>
                 <w:szCs w:val="18"/>
               </w:rPr>
-              <w:t xml:space="preserve">Não pautado pelo Presidente da Câmara, Arthur Lira. Juristas ouvidos pela imprensa apontaram falta de tipicidade.</w:t>
+              <w:t xml:space="preserve">Nenhum votado em plenário.</w:t>
             </w:r>
           </w:p>
         </w:tc>
@@ -1300,7 +1300,7 @@
                 <w:sz w:val="18"/>
                 <w:szCs w:val="18"/>
               </w:rPr>
-              <w:t xml:space="preserve">Até fev/2024</w:t>
+              <w:t xml:space="preserve">07/05/2025</w:t>
             </w:r>
           </w:p>
         </w:tc>
@@ -1332,7 +1332,7 @@
                 <w:sz w:val="18"/>
                 <w:szCs w:val="18"/>
               </w:rPr>
-              <w:t xml:space="preserve">—</w:t>
+              <w:t xml:space="preserve">Dep. Evair de Melo (PP-ES)</w:t>
             </w:r>
           </w:p>
         </w:tc>
@@ -1364,7 +1364,7 @@
                 <w:sz w:val="18"/>
                 <w:szCs w:val="18"/>
               </w:rPr>
-              <w:t xml:space="preserve">Total acumulado no 3º mandato: 19 pedidos (2 arquivados, 17 aguardando análise). Até fev/2025: 21 pedidos (Gazeta do Povo).</w:t>
+              <w:t xml:space="preserve">Fraudes em descontos do INSS (Operação Sem Desconto, PF/CGU), com menção ao Sindnapi, entidade ligada a irmão do Presidente.</w:t>
             </w:r>
           </w:p>
         </w:tc>
@@ -1396,7 +1396,7 @@
                 <w:sz w:val="18"/>
                 <w:szCs w:val="18"/>
               </w:rPr>
-              <w:t xml:space="preserve">—</w:t>
+              <w:t xml:space="preserve">Não confirmado em mais de uma fonte</w:t>
             </w:r>
           </w:p>
         </w:tc>
@@ -1428,7 +1428,7 @@
                 <w:sz w:val="18"/>
                 <w:szCs w:val="18"/>
               </w:rPr>
-              <w:t xml:space="preserve">Nenhum votado em plenário.</w:t>
+              <w:t xml:space="preserve">Sem registro de recebimento.</w:t>
             </w:r>
           </w:p>
         </w:tc>
@@ -1464,7 +1464,7 @@
                 <w:sz w:val="18"/>
                 <w:szCs w:val="18"/>
               </w:rPr>
-              <w:t xml:space="preserve">Dez/2024 – fev/2025</w:t>
+              <w:t xml:space="preserve">08/05/2025</w:t>
             </w:r>
           </w:p>
         </w:tc>
@@ -1495,7 +1495,7 @@
                 <w:sz w:val="18"/>
                 <w:szCs w:val="18"/>
               </w:rPr>
-              <w:t xml:space="preserve">Dep. Rodolfo Nogueira (PL-MS); 92 a 130 apoiadores conforme a data</w:t>
+              <w:t xml:space="preserve">Guto Zacarias (dep. estadual SP, União Brasil)</w:t>
             </w:r>
           </w:p>
         </w:tc>
@@ -1526,7 +1526,7 @@
                 <w:sz w:val="18"/>
                 <w:szCs w:val="18"/>
               </w:rPr>
-              <w:t xml:space="preserve">Programa Pé-de-Meia: execução de cerca de R$ 6 bilhões fora do Orçamento, após cautelar do TCU (22/01/2025).</w:t>
+              <w:t xml:space="preserve">Omissão do governo diante das fraudes do INSS. Terceiro pedido sobre o tema, segundo a imprensa.</w:t>
             </w:r>
           </w:p>
         </w:tc>
@@ -1557,7 +1557,7 @@
                 <w:sz w:val="18"/>
                 <w:szCs w:val="18"/>
               </w:rPr>
-              <w:t xml:space="preserve">Crime contra a lei orçamentária (art. 10 da Lei 1.079/1950), por analogia às "pedaladas" de 2015</w:t>
+              <w:t xml:space="preserve">Não informado nas fontes</w:t>
             </w:r>
           </w:p>
         </w:tc>
@@ -1588,7 +1588,7 @@
                 <w:sz w:val="18"/>
                 <w:szCs w:val="18"/>
               </w:rPr>
-              <w:t xml:space="preserve">Protocolo efetivo não confirmado nas fontes. Hugo Motta (Presidente da Câmara desde 01/02/2025) declarou que não pautaria.</w:t>
+              <w:t xml:space="preserve">Sem registro de recebimento.</w:t>
             </w:r>
           </w:p>
         </w:tc>
@@ -1625,7 +1625,7 @@
                 <w:sz w:val="18"/>
                 <w:szCs w:val="18"/>
               </w:rPr>
-              <w:t xml:space="preserve">07/05/2025</w:t>
+              <w:t xml:space="preserve">15/07/2025</w:t>
             </w:r>
           </w:p>
         </w:tc>
@@ -1657,7 +1657,7 @@
                 <w:sz w:val="18"/>
                 <w:szCs w:val="18"/>
               </w:rPr>
-              <w:t xml:space="preserve">Dep. Evair de Melo (PP-ES)</w:t>
+              <w:t xml:space="preserve">Dep. Nikolas Ferreira (PL-MG) e outros 71 parlamentares</w:t>
             </w:r>
           </w:p>
         </w:tc>
@@ -1689,7 +1689,7 @@
                 <w:sz w:val="18"/>
                 <w:szCs w:val="18"/>
               </w:rPr>
-              <w:t xml:space="preserve">Fraudes em descontos do INSS (Operação Sem Desconto, PF/CGU), com menção ao Sindnapi, entidade ligada a irmão do Presidente.</w:t>
+              <w:t xml:space="preserve">Crise diplomática com os EUA e tarifa de 50% sobre produtos brasileiros; aproximação com o Irã; não classificação do PCC como organização terrorista; desdolarização no BRICS.</w:t>
             </w:r>
           </w:p>
         </w:tc>
@@ -1721,7 +1721,7 @@
                 <w:sz w:val="18"/>
                 <w:szCs w:val="18"/>
               </w:rPr>
-              <w:t xml:space="preserve">Art. 85 da CF; arts. 6º e 9º da Lei 1.079/1950</w:t>
+              <w:t xml:space="preserve">Lei 1.079/1950, art. 5º, item 6, e art. 9º, item 7</w:t>
             </w:r>
           </w:p>
         </w:tc>
@@ -1753,7 +1753,7 @@
                 <w:sz w:val="18"/>
                 <w:szCs w:val="18"/>
               </w:rPr>
-              <w:t xml:space="preserve">Sem registro de recebimento.</w:t>
+              <w:t xml:space="preserve">Entregue a Hugo Motta; sem registro de recebimento.</w:t>
             </w:r>
           </w:p>
         </w:tc>
@@ -1789,7 +1789,7 @@
                 <w:sz w:val="18"/>
                 <w:szCs w:val="18"/>
               </w:rPr>
-              <w:t xml:space="preserve">08/05/2025</w:t>
+              <w:t xml:space="preserve">Jul/2025</w:t>
             </w:r>
           </w:p>
         </w:tc>
@@ -1820,7 +1820,7 @@
                 <w:sz w:val="18"/>
                 <w:szCs w:val="18"/>
               </w:rPr>
-              <w:t xml:space="preserve">Guto Zacarias (dep. estadual SP, União Brasil)</w:t>
+              <w:t xml:space="preserve">Dep. Marcos Pollon (PL-MS)</w:t>
             </w:r>
           </w:p>
         </w:tc>
@@ -1851,7 +1851,7 @@
                 <w:sz w:val="18"/>
                 <w:szCs w:val="18"/>
               </w:rPr>
-              <w:t xml:space="preserve">Omissão do governo diante das fraudes do INSS. Terceiro pedido sobre o tema; houve também pedido do dep. distrital Pastor Daniel (PP-DF).</w:t>
+              <w:t xml:space="preserve">Declarações públicas que teriam agravado a crise com os EUA. Segundo a imprensa, 12º pedido do deputado no mandato.</w:t>
             </w:r>
           </w:p>
         </w:tc>
@@ -1882,7 +1882,7 @@
                 <w:sz w:val="18"/>
                 <w:szCs w:val="18"/>
               </w:rPr>
-              <w:t xml:space="preserve">Não informado nas fontes</w:t>
+              <w:t xml:space="preserve">Lei 1.079/1950, art. 5º (hostilidade contra nação estrangeira)</w:t>
             </w:r>
           </w:p>
         </w:tc>
@@ -1895,496 +1895,6 @@
               <w:bottom w:val="single" w:color="BFBFBF" w:sz="4"/>
               <w:right w:val="single" w:color="BFBFBF" w:sz="4"/>
             </w:tcBorders>
-            <w:tcMar>
-              <w:top w:type="dxa" w:w="60"/>
-              <w:left w:type="dxa" w:w="90"/>
-              <w:bottom w:type="dxa" w:w="60"/>
-              <w:right w:type="dxa" w:w="90"/>
-            </w:tcMar>
-          </w:tcPr>
-          <w:p>
-            <w:pPr>
-              <w:spacing w:after="40"/>
-            </w:pPr>
-            <w:r>
-              <w:rPr>
-                <w:b w:val="false"/>
-                <w:bCs w:val="false"/>
-                <w:sz w:val="18"/>
-                <w:szCs w:val="18"/>
-              </w:rPr>
-              <w:t xml:space="preserve">Sem registro de recebimento.</w:t>
-            </w:r>
-          </w:p>
-        </w:tc>
-      </w:tr>
-      <w:tr>
-        <w:trPr>
-          <w:cantSplit/>
-        </w:trPr>
-        <w:tc>
-          <w:tcPr>
-            <w:tcW w:type="dxa" w:w="1250"/>
-            <w:tcBorders>
-              <w:top w:val="single" w:color="BFBFBF" w:sz="4"/>
-              <w:left w:val="single" w:color="BFBFBF" w:sz="4"/>
-              <w:bottom w:val="single" w:color="BFBFBF" w:sz="4"/>
-              <w:right w:val="single" w:color="BFBFBF" w:sz="4"/>
-            </w:tcBorders>
-            <w:shd w:fill="F2F5FA" w:color="auto" w:val="clear"/>
-            <w:tcMar>
-              <w:top w:type="dxa" w:w="60"/>
-              <w:left w:type="dxa" w:w="90"/>
-              <w:bottom w:type="dxa" w:w="60"/>
-              <w:right w:type="dxa" w:w="90"/>
-            </w:tcMar>
-          </w:tcPr>
-          <w:p>
-            <w:pPr>
-              <w:spacing w:after="40"/>
-            </w:pPr>
-            <w:r>
-              <w:rPr>
-                <w:b w:val="false"/>
-                <w:bCs w:val="false"/>
-                <w:sz w:val="18"/>
-                <w:szCs w:val="18"/>
-              </w:rPr>
-              <w:t xml:space="preserve">15/07/2025</w:t>
-            </w:r>
-          </w:p>
-        </w:tc>
-        <w:tc>
-          <w:tcPr>
-            <w:tcW w:type="dxa" w:w="1750"/>
-            <w:tcBorders>
-              <w:top w:val="single" w:color="BFBFBF" w:sz="4"/>
-              <w:left w:val="single" w:color="BFBFBF" w:sz="4"/>
-              <w:bottom w:val="single" w:color="BFBFBF" w:sz="4"/>
-              <w:right w:val="single" w:color="BFBFBF" w:sz="4"/>
-            </w:tcBorders>
-            <w:shd w:fill="F2F5FA" w:color="auto" w:val="clear"/>
-            <w:tcMar>
-              <w:top w:type="dxa" w:w="60"/>
-              <w:left w:type="dxa" w:w="90"/>
-              <w:bottom w:type="dxa" w:w="60"/>
-              <w:right w:type="dxa" w:w="90"/>
-            </w:tcMar>
-          </w:tcPr>
-          <w:p>
-            <w:pPr>
-              <w:spacing w:after="40"/>
-            </w:pPr>
-            <w:r>
-              <w:rPr>
-                <w:b w:val="false"/>
-                <w:bCs w:val="false"/>
-                <w:sz w:val="18"/>
-                <w:szCs w:val="18"/>
-              </w:rPr>
-              <w:t xml:space="preserve">Dep. Nikolas Ferreira (PL-MG) e outros 71 parlamentares</w:t>
-            </w:r>
-          </w:p>
-        </w:tc>
-        <w:tc>
-          <w:tcPr>
-            <w:tcW w:type="dxa" w:w="2500"/>
-            <w:tcBorders>
-              <w:top w:val="single" w:color="BFBFBF" w:sz="4"/>
-              <w:left w:val="single" w:color="BFBFBF" w:sz="4"/>
-              <w:bottom w:val="single" w:color="BFBFBF" w:sz="4"/>
-              <w:right w:val="single" w:color="BFBFBF" w:sz="4"/>
-            </w:tcBorders>
-            <w:shd w:fill="F2F5FA" w:color="auto" w:val="clear"/>
-            <w:tcMar>
-              <w:top w:type="dxa" w:w="60"/>
-              <w:left w:type="dxa" w:w="90"/>
-              <w:bottom w:type="dxa" w:w="60"/>
-              <w:right w:type="dxa" w:w="90"/>
-            </w:tcMar>
-          </w:tcPr>
-          <w:p>
-            <w:pPr>
-              <w:spacing w:after="40"/>
-            </w:pPr>
-            <w:r>
-              <w:rPr>
-                <w:b w:val="false"/>
-                <w:bCs w:val="false"/>
-                <w:sz w:val="18"/>
-                <w:szCs w:val="18"/>
-              </w:rPr>
-              <w:t xml:space="preserve">Crise diplomática com os EUA e tarifa de 50% sobre produtos brasileiros; aproximação com o Irã; não classificação do PCC como organização terrorista; desdolarização no BRICS.</w:t>
-            </w:r>
-          </w:p>
-        </w:tc>
-        <w:tc>
-          <w:tcPr>
-            <w:tcW w:type="dxa" w:w="1800"/>
-            <w:tcBorders>
-              <w:top w:val="single" w:color="BFBFBF" w:sz="4"/>
-              <w:left w:val="single" w:color="BFBFBF" w:sz="4"/>
-              <w:bottom w:val="single" w:color="BFBFBF" w:sz="4"/>
-              <w:right w:val="single" w:color="BFBFBF" w:sz="4"/>
-            </w:tcBorders>
-            <w:shd w:fill="F2F5FA" w:color="auto" w:val="clear"/>
-            <w:tcMar>
-              <w:top w:type="dxa" w:w="60"/>
-              <w:left w:type="dxa" w:w="90"/>
-              <w:bottom w:type="dxa" w:w="60"/>
-              <w:right w:type="dxa" w:w="90"/>
-            </w:tcMar>
-          </w:tcPr>
-          <w:p>
-            <w:pPr>
-              <w:spacing w:after="40"/>
-            </w:pPr>
-            <w:r>
-              <w:rPr>
-                <w:b w:val="false"/>
-                <w:bCs w:val="false"/>
-                <w:sz w:val="18"/>
-                <w:szCs w:val="18"/>
-              </w:rPr>
-              <w:t xml:space="preserve">Lei 1.079/1950, art. 5º, item 6, e art. 9º, item 7</w:t>
-            </w:r>
-          </w:p>
-        </w:tc>
-        <w:tc>
-          <w:tcPr>
-            <w:tcW w:type="dxa" w:w="1726"/>
-            <w:tcBorders>
-              <w:top w:val="single" w:color="BFBFBF" w:sz="4"/>
-              <w:left w:val="single" w:color="BFBFBF" w:sz="4"/>
-              <w:bottom w:val="single" w:color="BFBFBF" w:sz="4"/>
-              <w:right w:val="single" w:color="BFBFBF" w:sz="4"/>
-            </w:tcBorders>
-            <w:shd w:fill="F2F5FA" w:color="auto" w:val="clear"/>
-            <w:tcMar>
-              <w:top w:type="dxa" w:w="60"/>
-              <w:left w:type="dxa" w:w="90"/>
-              <w:bottom w:type="dxa" w:w="60"/>
-              <w:right w:type="dxa" w:w="90"/>
-            </w:tcMar>
-          </w:tcPr>
-          <w:p>
-            <w:pPr>
-              <w:spacing w:after="40"/>
-            </w:pPr>
-            <w:r>
-              <w:rPr>
-                <w:b w:val="false"/>
-                <w:bCs w:val="false"/>
-                <w:sz w:val="18"/>
-                <w:szCs w:val="18"/>
-              </w:rPr>
-              <w:t xml:space="preserve">Entregue a Hugo Motta; sem registro de recebimento.</w:t>
-            </w:r>
-          </w:p>
-        </w:tc>
-      </w:tr>
-      <w:tr>
-        <w:trPr>
-          <w:cantSplit/>
-        </w:trPr>
-        <w:tc>
-          <w:tcPr>
-            <w:tcW w:type="dxa" w:w="1250"/>
-            <w:tcBorders>
-              <w:top w:val="single" w:color="BFBFBF" w:sz="4"/>
-              <w:left w:val="single" w:color="BFBFBF" w:sz="4"/>
-              <w:bottom w:val="single" w:color="BFBFBF" w:sz="4"/>
-              <w:right w:val="single" w:color="BFBFBF" w:sz="4"/>
-            </w:tcBorders>
-            <w:tcMar>
-              <w:top w:type="dxa" w:w="60"/>
-              <w:left w:type="dxa" w:w="90"/>
-              <w:bottom w:type="dxa" w:w="60"/>
-              <w:right w:type="dxa" w:w="90"/>
-            </w:tcMar>
-          </w:tcPr>
-          <w:p>
-            <w:pPr>
-              <w:spacing w:after="40"/>
-            </w:pPr>
-            <w:r>
-              <w:rPr>
-                <w:b w:val="false"/>
-                <w:bCs w:val="false"/>
-                <w:sz w:val="18"/>
-                <w:szCs w:val="18"/>
-              </w:rPr>
-              <w:t xml:space="preserve">Jul/2025</w:t>
-            </w:r>
-          </w:p>
-        </w:tc>
-        <w:tc>
-          <w:tcPr>
-            <w:tcW w:type="dxa" w:w="1750"/>
-            <w:tcBorders>
-              <w:top w:val="single" w:color="BFBFBF" w:sz="4"/>
-              <w:left w:val="single" w:color="BFBFBF" w:sz="4"/>
-              <w:bottom w:val="single" w:color="BFBFBF" w:sz="4"/>
-              <w:right w:val="single" w:color="BFBFBF" w:sz="4"/>
-            </w:tcBorders>
-            <w:tcMar>
-              <w:top w:type="dxa" w:w="60"/>
-              <w:left w:type="dxa" w:w="90"/>
-              <w:bottom w:type="dxa" w:w="60"/>
-              <w:right w:type="dxa" w:w="90"/>
-            </w:tcMar>
-          </w:tcPr>
-          <w:p>
-            <w:pPr>
-              <w:spacing w:after="40"/>
-            </w:pPr>
-            <w:r>
-              <w:rPr>
-                <w:b w:val="false"/>
-                <w:bCs w:val="false"/>
-                <w:sz w:val="18"/>
-                <w:szCs w:val="18"/>
-              </w:rPr>
-              <w:t xml:space="preserve">Dep. Marcos Pollon (PL-MS)</w:t>
-            </w:r>
-          </w:p>
-        </w:tc>
-        <w:tc>
-          <w:tcPr>
-            <w:tcW w:type="dxa" w:w="2500"/>
-            <w:tcBorders>
-              <w:top w:val="single" w:color="BFBFBF" w:sz="4"/>
-              <w:left w:val="single" w:color="BFBFBF" w:sz="4"/>
-              <w:bottom w:val="single" w:color="BFBFBF" w:sz="4"/>
-              <w:right w:val="single" w:color="BFBFBF" w:sz="4"/>
-            </w:tcBorders>
-            <w:tcMar>
-              <w:top w:type="dxa" w:w="60"/>
-              <w:left w:type="dxa" w:w="90"/>
-              <w:bottom w:type="dxa" w:w="60"/>
-              <w:right w:type="dxa" w:w="90"/>
-            </w:tcMar>
-          </w:tcPr>
-          <w:p>
-            <w:pPr>
-              <w:spacing w:after="40"/>
-            </w:pPr>
-            <w:r>
-              <w:rPr>
-                <w:b w:val="false"/>
-                <w:bCs w:val="false"/>
-                <w:sz w:val="18"/>
-                <w:szCs w:val="18"/>
-              </w:rPr>
-              <w:t xml:space="preserve">Declarações públicas que teriam agravado a crise com os EUA. Segundo a imprensa, 12º pedido do deputado no mandato.</w:t>
-            </w:r>
-          </w:p>
-        </w:tc>
-        <w:tc>
-          <w:tcPr>
-            <w:tcW w:type="dxa" w:w="1800"/>
-            <w:tcBorders>
-              <w:top w:val="single" w:color="BFBFBF" w:sz="4"/>
-              <w:left w:val="single" w:color="BFBFBF" w:sz="4"/>
-              <w:bottom w:val="single" w:color="BFBFBF" w:sz="4"/>
-              <w:right w:val="single" w:color="BFBFBF" w:sz="4"/>
-            </w:tcBorders>
-            <w:tcMar>
-              <w:top w:type="dxa" w:w="60"/>
-              <w:left w:type="dxa" w:w="90"/>
-              <w:bottom w:type="dxa" w:w="60"/>
-              <w:right w:type="dxa" w:w="90"/>
-            </w:tcMar>
-          </w:tcPr>
-          <w:p>
-            <w:pPr>
-              <w:spacing w:after="40"/>
-            </w:pPr>
-            <w:r>
-              <w:rPr>
-                <w:b w:val="false"/>
-                <w:bCs w:val="false"/>
-                <w:sz w:val="18"/>
-                <w:szCs w:val="18"/>
-              </w:rPr>
-              <w:t xml:space="preserve">Lei 1.079/1950, art. 5º (hostilidade contra nação estrangeira)</w:t>
-            </w:r>
-          </w:p>
-        </w:tc>
-        <w:tc>
-          <w:tcPr>
-            <w:tcW w:type="dxa" w:w="1726"/>
-            <w:tcBorders>
-              <w:top w:val="single" w:color="BFBFBF" w:sz="4"/>
-              <w:left w:val="single" w:color="BFBFBF" w:sz="4"/>
-              <w:bottom w:val="single" w:color="BFBFBF" w:sz="4"/>
-              <w:right w:val="single" w:color="BFBFBF" w:sz="4"/>
-            </w:tcBorders>
-            <w:tcMar>
-              <w:top w:type="dxa" w:w="60"/>
-              <w:left w:type="dxa" w:w="90"/>
-              <w:bottom w:type="dxa" w:w="60"/>
-              <w:right w:type="dxa" w:w="90"/>
-            </w:tcMar>
-          </w:tcPr>
-          <w:p>
-            <w:pPr>
-              <w:spacing w:after="40"/>
-            </w:pPr>
-            <w:r>
-              <w:rPr>
-                <w:b w:val="false"/>
-                <w:bCs w:val="false"/>
-                <w:sz w:val="18"/>
-                <w:szCs w:val="18"/>
-              </w:rPr>
-              <w:t xml:space="preserve">Sem registro de recebimento.</w:t>
-            </w:r>
-          </w:p>
-        </w:tc>
-      </w:tr>
-      <w:tr>
-        <w:trPr>
-          <w:cantSplit/>
-        </w:trPr>
-        <w:tc>
-          <w:tcPr>
-            <w:tcW w:type="dxa" w:w="1250"/>
-            <w:tcBorders>
-              <w:top w:val="single" w:color="BFBFBF" w:sz="4"/>
-              <w:left w:val="single" w:color="BFBFBF" w:sz="4"/>
-              <w:bottom w:val="single" w:color="BFBFBF" w:sz="4"/>
-              <w:right w:val="single" w:color="BFBFBF" w:sz="4"/>
-            </w:tcBorders>
-            <w:shd w:fill="F2F5FA" w:color="auto" w:val="clear"/>
-            <w:tcMar>
-              <w:top w:type="dxa" w:w="60"/>
-              <w:left w:type="dxa" w:w="90"/>
-              <w:bottom w:type="dxa" w:w="60"/>
-              <w:right w:type="dxa" w:w="90"/>
-            </w:tcMar>
-          </w:tcPr>
-          <w:p>
-            <w:pPr>
-              <w:spacing w:after="40"/>
-            </w:pPr>
-            <w:r>
-              <w:rPr>
-                <w:b w:val="false"/>
-                <w:bCs w:val="false"/>
-                <w:sz w:val="18"/>
-                <w:szCs w:val="18"/>
-              </w:rPr>
-              <w:t xml:space="preserve">Data não confirmada</w:t>
-            </w:r>
-          </w:p>
-        </w:tc>
-        <w:tc>
-          <w:tcPr>
-            <w:tcW w:type="dxa" w:w="1750"/>
-            <w:tcBorders>
-              <w:top w:val="single" w:color="BFBFBF" w:sz="4"/>
-              <w:left w:val="single" w:color="BFBFBF" w:sz="4"/>
-              <w:bottom w:val="single" w:color="BFBFBF" w:sz="4"/>
-              <w:right w:val="single" w:color="BFBFBF" w:sz="4"/>
-            </w:tcBorders>
-            <w:shd w:fill="F2F5FA" w:color="auto" w:val="clear"/>
-            <w:tcMar>
-              <w:top w:type="dxa" w:w="60"/>
-              <w:left w:type="dxa" w:w="90"/>
-              <w:bottom w:type="dxa" w:w="60"/>
-              <w:right w:type="dxa" w:w="90"/>
-            </w:tcMar>
-          </w:tcPr>
-          <w:p>
-            <w:pPr>
-              <w:spacing w:after="40"/>
-            </w:pPr>
-            <w:r>
-              <w:rPr>
-                <w:b w:val="false"/>
-                <w:bCs w:val="false"/>
-                <w:sz w:val="18"/>
-                <w:szCs w:val="18"/>
-              </w:rPr>
-              <w:t xml:space="preserve">Fernando Francischini (Solidariedade-PR)</w:t>
-            </w:r>
-          </w:p>
-        </w:tc>
-        <w:tc>
-          <w:tcPr>
-            <w:tcW w:type="dxa" w:w="2500"/>
-            <w:tcBorders>
-              <w:top w:val="single" w:color="BFBFBF" w:sz="4"/>
-              <w:left w:val="single" w:color="BFBFBF" w:sz="4"/>
-              <w:bottom w:val="single" w:color="BFBFBF" w:sz="4"/>
-              <w:right w:val="single" w:color="BFBFBF" w:sz="4"/>
-            </w:tcBorders>
-            <w:shd w:fill="F2F5FA" w:color="auto" w:val="clear"/>
-            <w:tcMar>
-              <w:top w:type="dxa" w:w="60"/>
-              <w:left w:type="dxa" w:w="90"/>
-              <w:bottom w:type="dxa" w:w="60"/>
-              <w:right w:type="dxa" w:w="90"/>
-            </w:tcMar>
-          </w:tcPr>
-          <w:p>
-            <w:pPr>
-              <w:spacing w:after="40"/>
-            </w:pPr>
-            <w:r>
-              <w:rPr>
-                <w:b w:val="false"/>
-                <w:bCs w:val="false"/>
-                <w:sz w:val="18"/>
-                <w:szCs w:val="18"/>
-              </w:rPr>
-              <w:t xml:space="preserve">Gestão orçamentária, incluindo alteração da meta fiscal de 2025.</w:t>
-            </w:r>
-          </w:p>
-        </w:tc>
-        <w:tc>
-          <w:tcPr>
-            <w:tcW w:type="dxa" w:w="1800"/>
-            <w:tcBorders>
-              <w:top w:val="single" w:color="BFBFBF" w:sz="4"/>
-              <w:left w:val="single" w:color="BFBFBF" w:sz="4"/>
-              <w:bottom w:val="single" w:color="BFBFBF" w:sz="4"/>
-              <w:right w:val="single" w:color="BFBFBF" w:sz="4"/>
-            </w:tcBorders>
-            <w:shd w:fill="F2F5FA" w:color="auto" w:val="clear"/>
-            <w:tcMar>
-              <w:top w:type="dxa" w:w="60"/>
-              <w:left w:type="dxa" w:w="90"/>
-              <w:bottom w:type="dxa" w:w="60"/>
-              <w:right w:type="dxa" w:w="90"/>
-            </w:tcMar>
-          </w:tcPr>
-          <w:p>
-            <w:pPr>
-              <w:spacing w:after="40"/>
-            </w:pPr>
-            <w:r>
-              <w:rPr>
-                <w:b w:val="false"/>
-                <w:bCs w:val="false"/>
-                <w:sz w:val="18"/>
-                <w:szCs w:val="18"/>
-              </w:rPr>
-              <w:t xml:space="preserve">Crimes contra a lei orçamentária (alegado)</w:t>
-            </w:r>
-          </w:p>
-        </w:tc>
-        <w:tc>
-          <w:tcPr>
-            <w:tcW w:type="dxa" w:w="1726"/>
-            <w:tcBorders>
-              <w:top w:val="single" w:color="BFBFBF" w:sz="4"/>
-              <w:left w:val="single" w:color="BFBFBF" w:sz="4"/>
-              <w:bottom w:val="single" w:color="BFBFBF" w:sz="4"/>
-              <w:right w:val="single" w:color="BFBFBF" w:sz="4"/>
-            </w:tcBorders>
-            <w:shd w:fill="F2F5FA" w:color="auto" w:val="clear"/>
             <w:tcMar>
               <w:top w:type="dxa" w:w="60"/>
               <w:left w:type="dxa" w:w="90"/>
@@ -2453,7 +1963,7 @@
         <w:jc w:val="both"/>
       </w:pPr>
       <w:r>
-        <w:t xml:space="preserve">O pedido sobre o Pé-de-Meia busca reproduzir a tese das "pedaladas" de 2015 (art. 10 da Lei 1.079/1950). Há uma diferença relevante em relação ao precedente. Em 2015 o TCU recomendou a rejeição das contas de 2014. No caso do Pé-de-Meia, o TCU suspendeu recursos por cautelar (Acórdão 61/2025), revogou a medida (Acórdão 297/2025) e, em 25/08/2026, no Acórdão 2.261/2026, apontou indícios de descumprimento de normas de finanças públicas, mas autorizou a execução temporária do programa. As contas dos exercícios correspondentes foram aprovadas com ressalvas.</w:t>
+        <w:t xml:space="preserve">A tese das "pedaladas" de 2015 (art. 10 da Lei 1.079/1950) foi invocada pela oposição em relação ao Pé-de-Meia, em pedido que reuniu assinaturas no início de 2025. O protocolo desse pedido não foi confirmado. Há uma diferença relevante em relação ao precedente. Em 2015 o TCU recomendou a rejeição das contas de 2014. No caso do Pé-de-Meia, o TCU suspendeu recursos por cautelar (Acórdão 61/2025) e depois revogou a medida (Acórdão 297/2025), e as contas dos exercícios correspondentes foram aprovadas com ressalvas. Em 25/08/2026 houve nova decisão no mesmo processo (Acórdão 2.261/2026), cujo conteúdo não foi verificado.</w:t>
       </w:r>
     </w:p>
     <w:p>
@@ -3171,7 +2681,7 @@
           <w:i/>
           <w:iCs/>
         </w:rPr>
-        <w:t xml:space="preserve">Para comparação: a última recomendação de rejeição de contas presidenciais pelo TCU foi a das contas de 2014, emitida em 2015, no governo Dilma Rousseff. O julgamento definitivo das contas cabe ao Congresso Nacional (CF, art. 49, IX).</w:t>
+        <w:t xml:space="preserve">Para comparação: segundo a imprensa, a última recomendação de rejeição de contas presidenciais pelo TCU foi a das contas de 2015, emitida em 2016, no governo Dilma Rousseff. O julgamento definitivo das contas cabe ao Congresso Nacional (CF, art. 49, IX).</w:t>
       </w:r>
     </w:p>
     <w:p>
@@ -3188,7 +2698,7 @@
         <w:jc w:val="both"/>
       </w:pPr>
       <w:r>
-        <w:t xml:space="preserve">Os pedidos de impeachment apresentados no período não foram recebidos pela Presidência da Câmara. Arthur Lira e Hugo Motta declararam publicamente que não pautariam a matéria. Do ponto de vista jurídico, os fatos que podem ser verificados em fontes oficiais não demonstram, por si sós, um crime de responsabilidade tipificado na Lei nº 1.079/1950. Os pareceres do TCU são favoráveis à aprovação das contas, e a maior parte das denúncias se apoia em declarações, cujo enquadramento depende de juízo político. Isso não impede que um cidadão apresente nova denúncia, mas ela teria de demonstrar ato concreto, autoria pessoal e adequação a um tipo legal específico.</w:t>
+        <w:t xml:space="preserve">Os pedidos de impeachment apresentados no período não foram recebidos pela Presidência da Câmara. O atual Presidente da Câmara, Hugo Motta, declarou publicamente que não pautaria pedidos de impeachment contra o Presidente da República. Do ponto de vista jurídico, os fatos que podem ser verificados em fontes oficiais não demonstram, por si sós, um crime de responsabilidade tipificado na Lei nº 1.079/1950. Os pareceres do TCU são favoráveis à aprovação das contas, e a maior parte das denúncias se apoia em declarações, cujo enquadramento depende de juízo político. Isso não impede que um cidadão apresente nova denúncia, mas ela teria de demonstrar ato concreto, autoria pessoal e adequação a um tipo legal específico.</w:t>
       </w:r>
     </w:p>
     <w:p>
@@ -3265,7 +2775,7 @@
         </w:rPr>
         <w:t xml:space="preserve">Câmara – contagem de pedidos em 2023 (Crusoé, citando a Secretaria-Geral da Mesa): </w:t>
       </w:r>
-      <w:hyperlink w:history="1" r:id="rIdgqwicvccbco-e13qcqz2u">
+      <w:hyperlink w:history="1" r:id="rIdzrcge7hhhcz4yqz3w3l2w">
         <w:r>
           <w:rPr>
             <w:rStyle w:val="Hyperlink"/>
@@ -3290,7 +2800,7 @@
         </w:rPr>
         <w:t xml:space="preserve">Pedidos de 2023 (33 assinaturas) – CNN Brasil: </w:t>
       </w:r>
-      <w:hyperlink w:history="1" r:id="rIdoaaqle5njejcj69oehmgm">
+      <w:hyperlink w:history="1" r:id="rId2hfrsjjl8aoiik8wmwx3d">
         <w:r>
           <w:rPr>
             <w:rStyle w:val="Hyperlink"/>
@@ -3315,7 +2825,7 @@
         </w:rPr>
         <w:t xml:space="preserve">Pedido de 2023 sobre Dilma – Gazeta do Povo: </w:t>
       </w:r>
-      <w:hyperlink w:history="1" r:id="rId1sfsyfwjvflm3ctwlynjj">
+      <w:hyperlink w:history="1" r:id="rId5lsrnhhmuhmmges5j2rmz">
         <w:r>
           <w:rPr>
             <w:rStyle w:val="Hyperlink"/>
@@ -3340,7 +2850,7 @@
         </w:rPr>
         <w:t xml:space="preserve">Pedido de fev/2024 (Israel/Holocausto) – CNN Brasil: </w:t>
       </w:r>
-      <w:hyperlink w:history="1" r:id="rIddlbhmm68u_gx9wwynuhvc">
+      <w:hyperlink w:history="1" r:id="rIdkcff6kiietwai7luvpkox">
         <w:r>
           <w:rPr>
             <w:rStyle w:val="Hyperlink"/>
@@ -3365,7 +2875,7 @@
         </w:rPr>
         <w:t xml:space="preserve">Pedido com 139 assinaturas – Metrópoles: </w:t>
       </w:r>
-      <w:hyperlink w:history="1" r:id="rIdih9hbtqw2ql9s7fvwuej6">
+      <w:hyperlink w:history="1" r:id="rIdjhrqcabu_qtqlmlfpnmv_">
         <w:r>
           <w:rPr>
             <w:rStyle w:val="Hyperlink"/>
@@ -3390,7 +2900,7 @@
         </w:rPr>
         <w:t xml:space="preserve">Contagem de 19 pedidos até fev/2024 – ND Mais: </w:t>
       </w:r>
-      <w:hyperlink w:history="1" r:id="rId4vtjzjxytjndj75of9tsw">
+      <w:hyperlink w:history="1" r:id="rIdylit4byer01nlniyry2xn">
         <w:r>
           <w:rPr>
             <w:rStyle w:val="Hyperlink"/>
@@ -3413,59 +2923,9 @@
           <w:sz w:val="20"/>
           <w:szCs w:val="20"/>
         </w:rPr>
-        <w:t xml:space="preserve">Pé-de-Meia – CNN Brasil: </w:t>
-      </w:r>
-      <w:hyperlink w:history="1" r:id="rId4gqkxp9wjsefuzzpk3ihm">
-        <w:r>
-          <w:rPr>
-            <w:rStyle w:val="Hyperlink"/>
-          </w:rPr>
-          <w:t xml:space="preserve">https://www.cnnbrasil.com.br/politica/oposicao-vai-pedir-impeachment-de-lula-por-irregularidades-no-pe-de-meia/</w:t>
-        </w:r>
-      </w:hyperlink>
-    </w:p>
-    <w:p>
-      <w:pPr>
-        <w:pStyle w:val="ListParagraph"/>
-        <w:numPr>
-          <w:ilvl w:val="0"/>
-          <w:numId w:val="3"/>
-        </w:numPr>
-        <w:spacing w:after="60"/>
-      </w:pPr>
-      <w:r>
-        <w:rPr>
-          <w:sz w:val="20"/>
-          <w:szCs w:val="20"/>
-        </w:rPr>
-        <w:t xml:space="preserve">Pé-de-Meia – Poder360 (92 assinaturas): </w:t>
-      </w:r>
-      <w:hyperlink w:history="1" r:id="rId3bfivpwmbxvitkr-2bmtb">
-        <w:r>
-          <w:rPr>
-            <w:rStyle w:val="Hyperlink"/>
-          </w:rPr>
-          <w:t xml:space="preserve">https://www.poder360.com.br/poder-congresso/pedido-de-impeachment-de-lula-tem-92-assinaturas-diz-deputado/</w:t>
-        </w:r>
-      </w:hyperlink>
-    </w:p>
-    <w:p>
-      <w:pPr>
-        <w:pStyle w:val="ListParagraph"/>
-        <w:numPr>
-          <w:ilvl w:val="0"/>
-          <w:numId w:val="3"/>
-        </w:numPr>
-        <w:spacing w:after="60"/>
-      </w:pPr>
-      <w:r>
-        <w:rPr>
-          <w:sz w:val="20"/>
-          <w:szCs w:val="20"/>
-        </w:rPr>
         <w:t xml:space="preserve">Hugo Motta descarta pautar impeachment – Diário do Pará: </w:t>
       </w:r>
-      <w:hyperlink w:history="1" r:id="rIdh3ofy41lz8ug3otxnq7so">
+      <w:hyperlink w:history="1" r:id="rIdi7po_gfgsldmrg8fyl0nj">
         <w:r>
           <w:rPr>
             <w:rStyle w:val="Hyperlink"/>
@@ -3490,7 +2950,7 @@
         </w:rPr>
         <w:t xml:space="preserve">INSS – Metrópoles (Evair de Melo): </w:t>
       </w:r>
-      <w:hyperlink w:history="1" r:id="rIdj_wkz-lzdaxf3jgivx3bg">
+      <w:hyperlink w:history="1" r:id="rIdhawg19sdmsfcqf67ox3q6">
         <w:r>
           <w:rPr>
             <w:rStyle w:val="Hyperlink"/>
@@ -3515,7 +2975,7 @@
         </w:rPr>
         <w:t xml:space="preserve">INSS – InfoMoney: </w:t>
       </w:r>
-      <w:hyperlink w:history="1" r:id="rIdso48tw9tkmcigjn23hi2f">
+      <w:hyperlink w:history="1" r:id="rIdg9mzagzdkw-wsuxfmdjzm">
         <w:r>
           <w:rPr>
             <w:rStyle w:val="Hyperlink"/>
@@ -3540,7 +3000,7 @@
         </w:rPr>
         <w:t xml:space="preserve">INSS – Metrópoles (3º pedido): </w:t>
       </w:r>
-      <w:hyperlink w:history="1" r:id="rIdfxshpg_jvzi1bbkfpmfhm">
+      <w:hyperlink w:history="1" r:id="rIdyz30v16pbugitqmiz0tok">
         <w:r>
           <w:rPr>
             <w:rStyle w:val="Hyperlink"/>
@@ -3565,7 +3025,7 @@
         </w:rPr>
         <w:t xml:space="preserve">Crise com os EUA (Nikolas Ferreira) – Congresso em Foco: </w:t>
       </w:r>
-      <w:hyperlink w:history="1" r:id="rId6pfw4tvomb_jdasyrqxlg">
+      <w:hyperlink w:history="1" r:id="rIdwprzfmtwe-mdv5md8_j2m">
         <w:r>
           <w:rPr>
             <w:rStyle w:val="Hyperlink"/>
@@ -3590,7 +3050,7 @@
         </w:rPr>
         <w:t xml:space="preserve">Crise com os EUA (Marcos Pollon) – Congresso em Foco: </w:t>
       </w:r>
-      <w:hyperlink w:history="1" r:id="rIdlugetai2lwze9s4tfzctt">
+      <w:hyperlink w:history="1" r:id="rIdartswy7gyljouellonhjh">
         <w:r>
           <w:rPr>
             <w:rStyle w:val="Hyperlink"/>
@@ -3613,59 +3073,9 @@
           <w:sz w:val="20"/>
           <w:szCs w:val="20"/>
         </w:rPr>
-        <w:t xml:space="preserve">Gestão orçamentária (Francischini) – Gazeta do Povo: </w:t>
-      </w:r>
-      <w:hyperlink w:history="1" r:id="rIdfqgh0dptwzfsk-pugafiz">
-        <w:r>
-          <w:rPr>
-            <w:rStyle w:val="Hyperlink"/>
-          </w:rPr>
-          <w:t xml:space="preserve">https://www.gazetadopovo.com.br/republica/lula-enfrenta-pedido-de-impeachment-por-ma-gestao-da-economia/</w:t>
-        </w:r>
-      </w:hyperlink>
-    </w:p>
-    <w:p>
-      <w:pPr>
-        <w:pStyle w:val="ListParagraph"/>
-        <w:numPr>
-          <w:ilvl w:val="0"/>
-          <w:numId w:val="3"/>
-        </w:numPr>
-        <w:spacing w:after="60"/>
-      </w:pPr>
-      <w:r>
-        <w:rPr>
-          <w:sz w:val="20"/>
-          <w:szCs w:val="20"/>
-        </w:rPr>
-        <w:t xml:space="preserve">Pedido contra 16 ministros (fev/2026) – Congresso em Foco: </w:t>
-      </w:r>
-      <w:hyperlink w:history="1" r:id="rIdvamjh45qgpcstkijas4tj">
-        <w:r>
-          <w:rPr>
-            <w:rStyle w:val="Hyperlink"/>
-          </w:rPr>
-          <w:t xml:space="preserve">https://www.congressoemfoco.com.br/noticia/116722/oposicao-apresenta-pedido-de-impeachment-contra-16-ministros-de-lula</w:t>
-        </w:r>
-      </w:hyperlink>
-    </w:p>
-    <w:p>
-      <w:pPr>
-        <w:pStyle w:val="ListParagraph"/>
-        <w:numPr>
-          <w:ilvl w:val="0"/>
-          <w:numId w:val="3"/>
-        </w:numPr>
-        <w:spacing w:after="60"/>
-      </w:pPr>
-      <w:r>
-        <w:rPr>
-          <w:sz w:val="20"/>
-          <w:szCs w:val="20"/>
-        </w:rPr>
         <w:t xml:space="preserve">STF e o prazo do Presidente da Câmara – Money Times: </w:t>
       </w:r>
-      <w:hyperlink w:history="1" r:id="rIdyqdy6hitlxy-c32mk6auc">
+      <w:hyperlink w:history="1" r:id="rIdhguhrmlxdxmvub4rq41la">
         <w:r>
           <w:rPr>
             <w:rStyle w:val="Hyperlink"/>
@@ -3690,7 +3100,7 @@
         </w:rPr>
         <w:t xml:space="preserve">TCU – Contas do Presidente 2023: </w:t>
       </w:r>
-      <w:hyperlink w:history="1" r:id="rIdoyy4selw5sck_7cplphtv">
+      <w:hyperlink w:history="1" r:id="rIdvutjlnrjgnosz6riit7ft">
         <w:r>
           <w:rPr>
             <w:rStyle w:val="Hyperlink"/>
@@ -3715,7 +3125,7 @@
         </w:rPr>
         <w:t xml:space="preserve">TCU – Contas do Presidente 2024: </w:t>
       </w:r>
-      <w:hyperlink w:history="1" r:id="rId2-xmgf7jzv17kpav3hdcn">
+      <w:hyperlink w:history="1" r:id="rIdpmxk845wilpqhc-cu1ckh">
         <w:r>
           <w:rPr>
             <w:rStyle w:val="Hyperlink"/>
@@ -3740,7 +3150,7 @@
         </w:rPr>
         <w:t xml:space="preserve">TCU – Contas do Presidente 2025: </w:t>
       </w:r>
-      <w:hyperlink w:history="1" r:id="rIdmcku4hutx0cdxk3__qfrh">
+      <w:hyperlink w:history="1" r:id="rIdohtydxndl4ojxcwghftiu">
         <w:r>
           <w:rPr>
             <w:rStyle w:val="Hyperlink"/>
@@ -3765,7 +3175,7 @@
         </w:rPr>
         <w:t xml:space="preserve">TCU – Acórdão 1.442/2026-Plenário: </w:t>
       </w:r>
-      <w:hyperlink w:history="1" r:id="rIdkdq_wqn_lcubu9rdjcg4u">
+      <w:hyperlink w:history="1" r:id="rIdd35953dqycuuzvv0ws63b">
         <w:r>
           <w:rPr>
             <w:rStyle w:val="Hyperlink"/>
